--- a/paper/research-paper/Precis_paper_clean_plane_revised_v10.docx
+++ b/paper/research-paper/Precis_paper_clean_plane_revised_v10.docx
@@ -21387,7 +21387,7 @@
           <w:color w:val="222222"/>
           <w:sz w:val="20"/>
         </w:rPr>
-        <w:t xml:space="preserve">The source code, experiment protocols, per-case records and analysis scripts are available at https://github.com/chandanxd/precis; a tagged release that reproduces each table and its archive DOI will be given here at submission [DOI to be inserted]. The Natural Questions data were taken from the MRQA 2019 shared-task release (https://github.com/mrqa/MRQA-Shared-Task-2019), development split, and, for the long-document cohort, from the full Natural Questions v1.0 development pages (Hugging Face release google-research-datasets/natural_questions). The generators and the judge of Table 3 were run through Ollama (the two main generators with Q4_K_M quantisation); the model digests and prompt-template hashes of the main prompt experiment are recorded in its configuration, and the protocols of the fresh-cohort, baseline, follow-up, generator-family, long-document and repaired-G experiments carry SHA-256 hashes and time stamps written before their model calls (author-held files, not an external registry); operational interruptions of the runs and the retries added are logged in each experiment's DEVIATIONS.md, and no completed case was regenerated. The annotation sheets, labels and scoring script of Sections 6.6 and 6.8 are in the repository, and the exact-match and containment rule used in every table is implemented once in scripts/scoring.py.</w:t>
+        <w:t xml:space="preserve">The source code, experiment protocols, per-case records and analysis scripts are available at https://github.com/chandanxd/precis; the tagged release paper-v1, which reproduces each table, is archived at https://doi.org/10.5281/zenodo.23541203. The Natural Questions data were taken from the MRQA 2019 shared-task release (https://github.com/mrqa/MRQA-Shared-Task-2019), development split, and, for the long-document cohort, from the full Natural Questions v1.0 development pages (Hugging Face release google-research-datasets/natural_questions). The generators and the judge of Table 3 were run through Ollama (the two main generators with Q4_K_M quantisation); the model digests and prompt-template hashes of the main prompt experiment are recorded in its configuration, and the protocols of the fresh-cohort, baseline, follow-up, generator-family, long-document and repaired-G experiments carry SHA-256 hashes and time stamps written before their model calls (author-held files, not an external registry); operational interruptions of the runs and the retries added are logged in each experiment's DEVIATIONS.md, and no completed case was regenerated. The annotation sheets, labels and scoring script of Sections 6.6 and 6.8 are in the repository, and the exact-match and containment rule used in every table is implemented once in scripts/scoring.py.</w:t>
       </w:r>
     </w:p>
     <w:p>
